--- a/TS-Kramam/TS-5.3/TS 5.3 Malayalam Krama Paatam Corrections.docx
+++ b/TS-Kramam/TS-5.3/TS 5.3 Malayalam Krama Paatam Corrections.docx
@@ -407,16 +407,15 @@
                 <w:color w:val="000000"/>
                 <w:sz w:val="36"/>
                 <w:szCs w:val="40"/>
-                <w:lang w:val="it-IT"/>
-              </w:rPr>
-            </w:pPr>
-            <w:r>
-              <w:rPr>
-                <w:rFonts w:ascii="BRH Malayalam Extra" w:eastAsia="Times New Roman" w:hAnsi="BRH Malayalam Extra" w:cs="BRH Malayalam Extra"/>
-                <w:color w:val="000000"/>
-                <w:sz w:val="40"/>
-                <w:szCs w:val="40"/>
-                <w:lang w:val="it-IT" w:eastAsia="en-IN" w:bidi="ml-IN"/>
+              </w:rPr>
+            </w:pPr>
+            <w:r>
+              <w:rPr>
+                <w:rFonts w:ascii="BRH Malayalam Extra" w:eastAsia="Times New Roman" w:hAnsi="BRH Malayalam Extra" w:cs="BRH Malayalam Extra"/>
+                <w:color w:val="000000"/>
+                <w:sz w:val="40"/>
+                <w:szCs w:val="40"/>
+                <w:lang w:eastAsia="en-IN" w:bidi="ml-IN"/>
               </w:rPr>
               <w:t>Cö</w:t>
             </w:r>
@@ -427,7 +426,7 @@
                 <w:sz w:val="40"/>
                 <w:szCs w:val="40"/>
                 <w:highlight w:val="yellow"/>
-                <w:lang w:val="it-IT" w:eastAsia="en-IN" w:bidi="ml-IN"/>
+                <w:lang w:eastAsia="en-IN" w:bidi="ml-IN"/>
               </w:rPr>
               <w:t>Éx</w:t>
             </w:r>
@@ -437,7 +436,7 @@
                 <w:color w:val="000000"/>
                 <w:sz w:val="40"/>
                 <w:szCs w:val="40"/>
-                <w:lang w:val="it-IT" w:eastAsia="en-IN" w:bidi="ml-IN"/>
+                <w:lang w:eastAsia="en-IN" w:bidi="ml-IN"/>
               </w:rPr>
               <w:t>—²z</w:t>
             </w:r>
@@ -447,17 +446,17 @@
                 <w:color w:val="000000"/>
                 <w:sz w:val="32"/>
                 <w:szCs w:val="40"/>
-                <w:lang w:val="it-IT" w:eastAsia="en-IN" w:bidi="ml-IN"/>
-              </w:rPr>
-              <w:t>–</w:t>
-            </w:r>
-            <w:r>
-              <w:rPr>
-                <w:rFonts w:ascii="BRH Malayalam Extra" w:eastAsia="Times New Roman" w:hAnsi="BRH Malayalam Extra" w:cs="BRH Malayalam Extra"/>
-                <w:color w:val="000000"/>
-                <w:sz w:val="40"/>
-                <w:szCs w:val="40"/>
-                <w:lang w:val="it-IT" w:eastAsia="en-IN" w:bidi="ml-IN"/>
+                <w:lang w:eastAsia="en-IN" w:bidi="ml-IN"/>
+              </w:rPr>
+              <w:t>–</w:t>
+            </w:r>
+            <w:r>
+              <w:rPr>
+                <w:rFonts w:ascii="BRH Malayalam Extra" w:eastAsia="Times New Roman" w:hAnsi="BRH Malayalam Extra" w:cs="BRH Malayalam Extra"/>
+                <w:color w:val="000000"/>
+                <w:sz w:val="40"/>
+                <w:szCs w:val="40"/>
+                <w:lang w:eastAsia="en-IN" w:bidi="ml-IN"/>
               </w:rPr>
               <w:t xml:space="preserve"> CZzöÉ— - A</w:t>
             </w:r>
@@ -467,17 +466,17 @@
                 <w:color w:val="000000"/>
                 <w:sz w:val="32"/>
                 <w:szCs w:val="40"/>
-                <w:lang w:val="it-IT" w:eastAsia="en-IN" w:bidi="ml-IN"/>
-              </w:rPr>
-              <w:t>–</w:t>
-            </w:r>
-            <w:r>
-              <w:rPr>
-                <w:rFonts w:ascii="BRH Malayalam Extra" w:eastAsia="Times New Roman" w:hAnsi="BRH Malayalam Extra" w:cs="BRH Malayalam Extra"/>
-                <w:color w:val="000000"/>
-                <w:sz w:val="40"/>
-                <w:szCs w:val="40"/>
-                <w:lang w:val="it-IT" w:eastAsia="en-IN" w:bidi="ml-IN"/>
+                <w:lang w:eastAsia="en-IN" w:bidi="ml-IN"/>
+              </w:rPr>
+              <w:t>–</w:t>
+            </w:r>
+            <w:r>
+              <w:rPr>
+                <w:rFonts w:ascii="BRH Malayalam Extra" w:eastAsia="Times New Roman" w:hAnsi="BRH Malayalam Extra" w:cs="BRH Malayalam Extra"/>
+                <w:color w:val="000000"/>
+                <w:sz w:val="40"/>
+                <w:szCs w:val="40"/>
+                <w:lang w:eastAsia="en-IN" w:bidi="ml-IN"/>
               </w:rPr>
               <w:t>²z</w:t>
             </w:r>
@@ -487,17 +486,17 @@
                 <w:color w:val="000000"/>
                 <w:sz w:val="32"/>
                 <w:szCs w:val="40"/>
-                <w:lang w:val="it-IT" w:eastAsia="en-IN" w:bidi="ml-IN"/>
-              </w:rPr>
-              <w:t>–</w:t>
-            </w:r>
-            <w:r>
-              <w:rPr>
-                <w:rFonts w:ascii="BRH Malayalam Extra" w:eastAsia="Times New Roman" w:hAnsi="BRH Malayalam Extra" w:cs="BRH Malayalam Extra"/>
-                <w:color w:val="000000"/>
-                <w:sz w:val="40"/>
-                <w:szCs w:val="40"/>
-                <w:lang w:val="it-IT" w:eastAsia="en-IN" w:bidi="ml-IN"/>
+                <w:lang w:eastAsia="en-IN" w:bidi="ml-IN"/>
+              </w:rPr>
+              <w:t>–</w:t>
+            </w:r>
+            <w:r>
+              <w:rPr>
+                <w:rFonts w:ascii="BRH Malayalam Extra" w:eastAsia="Times New Roman" w:hAnsi="BRH Malayalam Extra" w:cs="BRH Malayalam Extra"/>
+                <w:color w:val="000000"/>
+                <w:sz w:val="40"/>
+                <w:szCs w:val="40"/>
+                <w:lang w:eastAsia="en-IN" w:bidi="ml-IN"/>
               </w:rPr>
               <w:t xml:space="preserve"> |</w:t>
             </w:r>
@@ -519,16 +518,15 @@
                 <w:color w:val="000000"/>
                 <w:sz w:val="36"/>
                 <w:szCs w:val="40"/>
-                <w:lang w:val="it-IT"/>
-              </w:rPr>
-            </w:pPr>
-            <w:r>
-              <w:rPr>
-                <w:rFonts w:ascii="BRH Malayalam Extra" w:eastAsia="Times New Roman" w:hAnsi="BRH Malayalam Extra" w:cs="BRH Malayalam Extra"/>
-                <w:color w:val="000000"/>
-                <w:sz w:val="40"/>
-                <w:szCs w:val="40"/>
-                <w:lang w:val="it-IT" w:eastAsia="en-IN" w:bidi="ml-IN"/>
+              </w:rPr>
+            </w:pPr>
+            <w:r>
+              <w:rPr>
+                <w:rFonts w:ascii="BRH Malayalam Extra" w:eastAsia="Times New Roman" w:hAnsi="BRH Malayalam Extra" w:cs="BRH Malayalam Extra"/>
+                <w:color w:val="000000"/>
+                <w:sz w:val="40"/>
+                <w:szCs w:val="40"/>
+                <w:lang w:eastAsia="en-IN" w:bidi="ml-IN"/>
               </w:rPr>
               <w:t>CöÉx˜²z</w:t>
             </w:r>
@@ -538,17 +536,17 @@
                 <w:color w:val="000000"/>
                 <w:sz w:val="32"/>
                 <w:szCs w:val="40"/>
-                <w:lang w:val="it-IT" w:eastAsia="en-IN" w:bidi="ml-IN"/>
-              </w:rPr>
-              <w:t>–</w:t>
-            </w:r>
-            <w:r>
-              <w:rPr>
-                <w:rFonts w:ascii="BRH Malayalam Extra" w:eastAsia="Times New Roman" w:hAnsi="BRH Malayalam Extra" w:cs="BRH Malayalam Extra"/>
-                <w:color w:val="000000"/>
-                <w:sz w:val="40"/>
-                <w:szCs w:val="40"/>
-                <w:lang w:val="it-IT" w:eastAsia="en-IN" w:bidi="ml-IN"/>
+                <w:lang w:eastAsia="en-IN" w:bidi="ml-IN"/>
+              </w:rPr>
+              <w:t>–</w:t>
+            </w:r>
+            <w:r>
+              <w:rPr>
+                <w:rFonts w:ascii="BRH Malayalam Extra" w:eastAsia="Times New Roman" w:hAnsi="BRH Malayalam Extra" w:cs="BRH Malayalam Extra"/>
+                <w:color w:val="000000"/>
+                <w:sz w:val="40"/>
+                <w:szCs w:val="40"/>
+                <w:lang w:eastAsia="en-IN" w:bidi="ml-IN"/>
               </w:rPr>
               <w:t xml:space="preserve"> Apõ—aixdxI | Cö</w:t>
             </w:r>
@@ -559,7 +557,7 @@
                 <w:sz w:val="40"/>
                 <w:szCs w:val="40"/>
                 <w:highlight w:val="green"/>
-                <w:lang w:val="it-IT" w:eastAsia="en-IN" w:bidi="ml-IN"/>
+                <w:lang w:eastAsia="en-IN" w:bidi="ml-IN"/>
               </w:rPr>
               <w:t>Éx˜</w:t>
             </w:r>
@@ -569,7 +567,7 @@
                 <w:color w:val="000000"/>
                 <w:sz w:val="40"/>
                 <w:szCs w:val="40"/>
-                <w:lang w:val="it-IT" w:eastAsia="en-IN" w:bidi="ml-IN"/>
+                <w:lang w:eastAsia="en-IN" w:bidi="ml-IN"/>
               </w:rPr>
               <w:t>²z</w:t>
             </w:r>
@@ -579,17 +577,17 @@
                 <w:color w:val="000000"/>
                 <w:sz w:val="32"/>
                 <w:szCs w:val="40"/>
-                <w:lang w:val="it-IT" w:eastAsia="en-IN" w:bidi="ml-IN"/>
-              </w:rPr>
-              <w:t>–</w:t>
-            </w:r>
-            <w:r>
-              <w:rPr>
-                <w:rFonts w:ascii="BRH Malayalam Extra" w:eastAsia="Times New Roman" w:hAnsi="BRH Malayalam Extra" w:cs="BRH Malayalam Extra"/>
-                <w:color w:val="000000"/>
-                <w:sz w:val="40"/>
-                <w:szCs w:val="40"/>
-                <w:lang w:val="it-IT" w:eastAsia="en-IN" w:bidi="ml-IN"/>
+                <w:lang w:eastAsia="en-IN" w:bidi="ml-IN"/>
+              </w:rPr>
+              <w:t>–</w:t>
+            </w:r>
+            <w:r>
+              <w:rPr>
+                <w:rFonts w:ascii="BRH Malayalam Extra" w:eastAsia="Times New Roman" w:hAnsi="BRH Malayalam Extra" w:cs="BRH Malayalam Extra"/>
+                <w:color w:val="000000"/>
+                <w:sz w:val="40"/>
+                <w:szCs w:val="40"/>
+                <w:lang w:eastAsia="en-IN" w:bidi="ml-IN"/>
               </w:rPr>
               <w:t xml:space="preserve"> CZzöÉ— - A</w:t>
             </w:r>
@@ -599,17 +597,17 @@
                 <w:color w:val="000000"/>
                 <w:sz w:val="32"/>
                 <w:szCs w:val="40"/>
-                <w:lang w:val="it-IT" w:eastAsia="en-IN" w:bidi="ml-IN"/>
-              </w:rPr>
-              <w:t>–</w:t>
-            </w:r>
-            <w:r>
-              <w:rPr>
-                <w:rFonts w:ascii="BRH Malayalam Extra" w:eastAsia="Times New Roman" w:hAnsi="BRH Malayalam Extra" w:cs="BRH Malayalam Extra"/>
-                <w:color w:val="000000"/>
-                <w:sz w:val="40"/>
-                <w:szCs w:val="40"/>
-                <w:lang w:val="it-IT" w:eastAsia="en-IN" w:bidi="ml-IN"/>
+                <w:lang w:eastAsia="en-IN" w:bidi="ml-IN"/>
+              </w:rPr>
+              <w:t>–</w:t>
+            </w:r>
+            <w:r>
+              <w:rPr>
+                <w:rFonts w:ascii="BRH Malayalam Extra" w:eastAsia="Times New Roman" w:hAnsi="BRH Malayalam Extra" w:cs="BRH Malayalam Extra"/>
+                <w:color w:val="000000"/>
+                <w:sz w:val="40"/>
+                <w:szCs w:val="40"/>
+                <w:lang w:eastAsia="en-IN" w:bidi="ml-IN"/>
               </w:rPr>
               <w:t>²z</w:t>
             </w:r>
@@ -619,17 +617,17 @@
                 <w:color w:val="000000"/>
                 <w:sz w:val="32"/>
                 <w:szCs w:val="40"/>
-                <w:lang w:val="it-IT" w:eastAsia="en-IN" w:bidi="ml-IN"/>
-              </w:rPr>
-              <w:t>–</w:t>
-            </w:r>
-            <w:r>
-              <w:rPr>
-                <w:rFonts w:ascii="BRH Malayalam Extra" w:eastAsia="Times New Roman" w:hAnsi="BRH Malayalam Extra" w:cs="BRH Malayalam Extra"/>
-                <w:color w:val="000000"/>
-                <w:sz w:val="40"/>
-                <w:szCs w:val="40"/>
-                <w:lang w:val="it-IT" w:eastAsia="en-IN" w:bidi="ml-IN"/>
+                <w:lang w:eastAsia="en-IN" w:bidi="ml-IN"/>
+              </w:rPr>
+              <w:t>–</w:t>
+            </w:r>
+            <w:r>
+              <w:rPr>
+                <w:rFonts w:ascii="BRH Malayalam Extra" w:eastAsia="Times New Roman" w:hAnsi="BRH Malayalam Extra" w:cs="BRH Malayalam Extra"/>
+                <w:color w:val="000000"/>
+                <w:sz w:val="40"/>
+                <w:szCs w:val="40"/>
+                <w:lang w:eastAsia="en-IN" w:bidi="ml-IN"/>
               </w:rPr>
               <w:t xml:space="preserve"> |</w:t>
             </w:r>
@@ -2105,6 +2103,457 @@
                 <w:lang w:val="en-IN" w:eastAsia="en-IN" w:bidi="ml-IN"/>
               </w:rPr>
               <w:t xml:space="preserve"> kxU§ |</w:t>
+            </w:r>
+          </w:p>
+        </w:tc>
+      </w:tr>
+      <w:tr>
+        <w:trPr>
+          <w:trHeight w:val="1408"/>
+        </w:trPr>
+        <w:tc>
+          <w:tcPr>
+            <w:tcW w:w="3764" w:type="dxa"/>
+          </w:tcPr>
+          <w:p>
+            <w:pPr>
+              <w:widowControl w:val="0"/>
+              <w:tabs>
+                <w:tab w:val="left" w:pos="993"/>
+              </w:tabs>
+              <w:autoSpaceDE w:val="0"/>
+              <w:autoSpaceDN w:val="0"/>
+              <w:adjustRightInd w:val="0"/>
+              <w:spacing w:before="0" w:line="240" w:lineRule="auto"/>
+              <w:ind w:right="297"/>
+              <w:rPr>
+                <w:rFonts w:cs="Arial"/>
+                <w:b/>
+                <w:sz w:val="28"/>
+                <w:szCs w:val="32"/>
+              </w:rPr>
+            </w:pPr>
+            <w:r>
+              <w:rPr>
+                <w:rFonts w:cs="Arial"/>
+                <w:b/>
+                <w:sz w:val="28"/>
+                <w:szCs w:val="32"/>
+              </w:rPr>
+              <w:lastRenderedPageBreak/>
+              <w:t>T.S.5.3.</w:t>
+            </w:r>
+            <w:r>
+              <w:rPr>
+                <w:rFonts w:cs="Arial"/>
+                <w:b/>
+                <w:sz w:val="28"/>
+                <w:szCs w:val="32"/>
+              </w:rPr>
+              <w:t>5.4</w:t>
+            </w:r>
+            <w:r>
+              <w:rPr>
+                <w:rFonts w:cs="Arial"/>
+                <w:b/>
+                <w:sz w:val="28"/>
+                <w:szCs w:val="32"/>
+              </w:rPr>
+              <w:t xml:space="preserve"> – Kramam</w:t>
+            </w:r>
+          </w:p>
+          <w:p>
+            <w:pPr>
+              <w:widowControl w:val="0"/>
+              <w:tabs>
+                <w:tab w:val="left" w:pos="993"/>
+              </w:tabs>
+              <w:autoSpaceDE w:val="0"/>
+              <w:autoSpaceDN w:val="0"/>
+              <w:adjustRightInd w:val="0"/>
+              <w:spacing w:before="0" w:line="240" w:lineRule="auto"/>
+              <w:ind w:right="297"/>
+              <w:rPr>
+                <w:rFonts w:cs="Arial"/>
+                <w:b/>
+                <w:szCs w:val="32"/>
+                <w:lang w:val="it-IT"/>
+              </w:rPr>
+            </w:pPr>
+            <w:r>
+              <w:rPr>
+                <w:rFonts w:cs="Arial"/>
+                <w:b/>
+                <w:szCs w:val="32"/>
+                <w:lang w:val="it-IT"/>
+              </w:rPr>
+              <w:t xml:space="preserve">Krama Vaakyam No.– </w:t>
+            </w:r>
+            <w:r>
+              <w:rPr>
+                <w:rFonts w:cs="Arial"/>
+                <w:b/>
+                <w:szCs w:val="32"/>
+                <w:lang w:val="it-IT"/>
+              </w:rPr>
+              <w:t>3,4</w:t>
+            </w:r>
+          </w:p>
+          <w:p>
+            <w:pPr>
+              <w:widowControl w:val="0"/>
+              <w:tabs>
+                <w:tab w:val="left" w:pos="993"/>
+              </w:tabs>
+              <w:autoSpaceDE w:val="0"/>
+              <w:autoSpaceDN w:val="0"/>
+              <w:adjustRightInd w:val="0"/>
+              <w:spacing w:before="0" w:line="240" w:lineRule="auto"/>
+              <w:ind w:right="297"/>
+              <w:rPr>
+                <w:rFonts w:cs="Arial"/>
+                <w:b/>
+                <w:sz w:val="28"/>
+                <w:szCs w:val="32"/>
+                <w:lang w:val="it-IT"/>
+              </w:rPr>
+            </w:pPr>
+            <w:r>
+              <w:rPr>
+                <w:rFonts w:cs="Arial"/>
+                <w:b/>
+                <w:sz w:val="28"/>
+                <w:szCs w:val="32"/>
+                <w:lang w:val="it-IT"/>
+              </w:rPr>
+              <w:t>Panchaati No</w:t>
+            </w:r>
+            <w:r>
+              <w:rPr>
+                <w:rFonts w:cs="Arial"/>
+                <w:b/>
+                <w:szCs w:val="32"/>
+                <w:lang w:val="it-IT"/>
+              </w:rPr>
+              <w:t xml:space="preserve">. - </w:t>
+            </w:r>
+            <w:r>
+              <w:rPr>
+                <w:rFonts w:cs="Arial"/>
+                <w:b/>
+                <w:sz w:val="28"/>
+                <w:szCs w:val="32"/>
+                <w:lang w:val="it-IT"/>
+              </w:rPr>
+              <w:t>26</w:t>
+            </w:r>
+          </w:p>
+        </w:tc>
+        <w:tc>
+          <w:tcPr>
+            <w:tcW w:w="5528" w:type="dxa"/>
+          </w:tcPr>
+          <w:p>
+            <w:pPr>
+              <w:widowControl w:val="0"/>
+              <w:autoSpaceDE w:val="0"/>
+              <w:autoSpaceDN w:val="0"/>
+              <w:adjustRightInd w:val="0"/>
+              <w:spacing w:before="0" w:line="240" w:lineRule="auto"/>
+              <w:rPr>
+                <w:rFonts w:ascii="BRH Malayalam Extra" w:eastAsia="Times New Roman" w:hAnsi="BRH Malayalam Extra" w:cs="BRH Malayalam Extra"/>
+                <w:color w:val="000000"/>
+                <w:sz w:val="40"/>
+                <w:szCs w:val="40"/>
+                <w:lang w:val="it-IT" w:eastAsia="en-IN" w:bidi="ml-IN"/>
+              </w:rPr>
+            </w:pPr>
+            <w:r>
+              <w:rPr>
+                <w:rFonts w:ascii="BRH Malayalam Extra" w:eastAsia="Times New Roman" w:hAnsi="BRH Malayalam Extra" w:cs="BRH Malayalam Extra"/>
+                <w:color w:val="000000"/>
+                <w:sz w:val="40"/>
+                <w:szCs w:val="40"/>
+                <w:lang w:val="it-IT" w:eastAsia="en-IN" w:bidi="ml-IN"/>
+              </w:rPr>
+              <w:t>Z¥ex—„Zeõ</w:t>
+            </w:r>
+            <w:r>
+              <w:rPr>
+                <w:rFonts w:ascii="BRH Malayalam Extra" w:eastAsia="Times New Roman" w:hAnsi="BRH Malayalam Extra" w:cs="BRH Malayalam Extra"/>
+                <w:color w:val="000000"/>
+                <w:sz w:val="40"/>
+                <w:szCs w:val="40"/>
+                <w:highlight w:val="yellow"/>
+                <w:lang w:val="it-IT" w:eastAsia="en-IN" w:bidi="ml-IN"/>
+              </w:rPr>
+              <w:t>Ë</w:t>
+            </w:r>
+            <w:r>
+              <w:rPr>
+                <w:rFonts w:ascii="BRH Malayalam Extra" w:eastAsia="Times New Roman" w:hAnsi="BRH Malayalam Extra" w:cs="BRH Malayalam Extra"/>
+                <w:color w:val="000000"/>
+                <w:sz w:val="40"/>
+                <w:szCs w:val="40"/>
+                <w:lang w:val="it-IT" w:eastAsia="en-IN" w:bidi="ml-IN"/>
+              </w:rPr>
+              <w:t xml:space="preserve">§ | </w:t>
+            </w:r>
+          </w:p>
+          <w:p>
+            <w:pPr>
+              <w:widowControl w:val="0"/>
+              <w:autoSpaceDE w:val="0"/>
+              <w:autoSpaceDN w:val="0"/>
+              <w:adjustRightInd w:val="0"/>
+              <w:spacing w:before="0" w:line="240" w:lineRule="auto"/>
+              <w:rPr>
+                <w:rFonts w:ascii="BRH Malayalam Extra" w:eastAsia="Times New Roman" w:hAnsi="BRH Malayalam Extra" w:cs="BRH Malayalam Extra"/>
+                <w:color w:val="000000"/>
+                <w:sz w:val="40"/>
+                <w:szCs w:val="40"/>
+                <w:lang w:val="it-IT" w:eastAsia="en-IN" w:bidi="ml-IN"/>
+              </w:rPr>
+            </w:pPr>
+            <w:r>
+              <w:rPr>
+                <w:rFonts w:ascii="BRH Malayalam Extra" w:eastAsia="Times New Roman" w:hAnsi="BRH Malayalam Extra" w:cs="BRH Malayalam Extra"/>
+                <w:color w:val="000000"/>
+                <w:sz w:val="40"/>
+                <w:szCs w:val="40"/>
+                <w:lang w:val="it-IT" w:eastAsia="en-IN" w:bidi="ml-IN"/>
+              </w:rPr>
+              <w:t>A</w:t>
+            </w:r>
+            <w:r>
+              <w:rPr>
+                <w:rFonts w:ascii="BRH Malayalam Extra" w:eastAsia="Times New Roman" w:hAnsi="BRH Malayalam Extra" w:cs="BRH Malayalam Extra"/>
+                <w:color w:val="000000"/>
+                <w:sz w:val="32"/>
+                <w:szCs w:val="40"/>
+                <w:lang w:val="it-IT" w:eastAsia="en-IN" w:bidi="ml-IN"/>
+              </w:rPr>
+              <w:t>–</w:t>
+            </w:r>
+            <w:r>
+              <w:rPr>
+                <w:rFonts w:ascii="BRH Malayalam Extra" w:eastAsia="Times New Roman" w:hAnsi="BRH Malayalam Extra" w:cs="BRH Malayalam Extra"/>
+                <w:color w:val="000000"/>
+                <w:sz w:val="40"/>
+                <w:szCs w:val="40"/>
+                <w:lang w:val="it-IT" w:eastAsia="en-IN" w:bidi="ml-IN"/>
+              </w:rPr>
+              <w:t>Z</w:t>
+            </w:r>
+            <w:r>
+              <w:rPr>
+                <w:rFonts w:ascii="BRH Malayalam Extra" w:eastAsia="Times New Roman" w:hAnsi="BRH Malayalam Extra" w:cs="BRH Malayalam Extra"/>
+                <w:color w:val="000000"/>
+                <w:sz w:val="32"/>
+                <w:szCs w:val="40"/>
+                <w:lang w:val="it-IT" w:eastAsia="en-IN" w:bidi="ml-IN"/>
+              </w:rPr>
+              <w:t>–</w:t>
+            </w:r>
+            <w:r>
+              <w:rPr>
+                <w:rFonts w:ascii="BRH Malayalam Extra" w:eastAsia="Times New Roman" w:hAnsi="BRH Malayalam Extra" w:cs="BRH Malayalam Extra"/>
+                <w:color w:val="000000"/>
+                <w:sz w:val="40"/>
+                <w:szCs w:val="40"/>
+                <w:lang w:val="it-IT" w:eastAsia="en-IN" w:bidi="ml-IN"/>
+              </w:rPr>
+              <w:t>eõ</w:t>
+            </w:r>
+            <w:r>
+              <w:rPr>
+                <w:rFonts w:ascii="BRH Malayalam Extra" w:eastAsia="Times New Roman" w:hAnsi="BRH Malayalam Extra" w:cs="BRH Malayalam Extra"/>
+                <w:color w:val="000000"/>
+                <w:sz w:val="32"/>
+                <w:szCs w:val="40"/>
+                <w:lang w:val="it-IT" w:eastAsia="en-IN" w:bidi="ml-IN"/>
+              </w:rPr>
+              <w:t>–</w:t>
+            </w:r>
+            <w:r>
+              <w:rPr>
+                <w:rFonts w:ascii="BRH Malayalam Extra" w:eastAsia="Times New Roman" w:hAnsi="BRH Malayalam Extra" w:cs="BRH Malayalam Extra"/>
+                <w:color w:val="000000"/>
+                <w:sz w:val="40"/>
+                <w:szCs w:val="40"/>
+                <w:highlight w:val="yellow"/>
+                <w:lang w:val="it-IT" w:eastAsia="en-IN" w:bidi="ml-IN"/>
+              </w:rPr>
+              <w:t>©</w:t>
+            </w:r>
+            <w:r>
+              <w:rPr>
+                <w:rFonts w:ascii="BRH Malayalam Extra" w:eastAsia="Times New Roman" w:hAnsi="BRH Malayalam Extra" w:cs="BRH Malayalam Extra"/>
+                <w:color w:val="000000"/>
+                <w:sz w:val="40"/>
+                <w:szCs w:val="40"/>
+                <w:lang w:val="it-IT" w:eastAsia="en-IN" w:bidi="ml-IN"/>
+              </w:rPr>
+              <w:t xml:space="preserve"> Zxdy— |</w:t>
+            </w:r>
+          </w:p>
+        </w:tc>
+        <w:tc>
+          <w:tcPr>
+            <w:tcW w:w="5103" w:type="dxa"/>
+          </w:tcPr>
+          <w:p>
+            <w:pPr>
+              <w:widowControl w:val="0"/>
+              <w:autoSpaceDE w:val="0"/>
+              <w:autoSpaceDN w:val="0"/>
+              <w:adjustRightInd w:val="0"/>
+              <w:spacing w:before="0" w:line="240" w:lineRule="auto"/>
+              <w:rPr>
+                <w:rFonts w:ascii="BRH Malayalam Extra" w:eastAsia="Times New Roman" w:hAnsi="BRH Malayalam Extra" w:cs="BRH Malayalam Extra"/>
+                <w:color w:val="000000"/>
+                <w:sz w:val="40"/>
+                <w:szCs w:val="40"/>
+                <w:lang w:val="it-IT" w:eastAsia="en-IN" w:bidi="ml-IN"/>
+              </w:rPr>
+            </w:pPr>
+            <w:r>
+              <w:rPr>
+                <w:rFonts w:ascii="BRH Malayalam Extra" w:eastAsia="Times New Roman" w:hAnsi="BRH Malayalam Extra" w:cs="BRH Malayalam Extra"/>
+                <w:color w:val="000000"/>
+                <w:sz w:val="40"/>
+                <w:szCs w:val="40"/>
+                <w:lang w:val="it-IT" w:eastAsia="en-IN" w:bidi="ml-IN"/>
+              </w:rPr>
+              <w:t>Z¥ex—„Zeõ</w:t>
+            </w:r>
+            <w:r>
+              <w:rPr>
+                <w:rFonts w:ascii="BRH Malayalam Extra" w:hAnsi="BRH Malayalam Extra" w:cs="BRH Malayalam Extra"/>
+                <w:sz w:val="40"/>
+                <w:szCs w:val="40"/>
+                <w:highlight w:val="green"/>
+                <w:lang w:val="it-IT"/>
+              </w:rPr>
+              <w:t>Ç</w:t>
+            </w:r>
+            <w:r>
+              <w:rPr>
+                <w:rFonts w:ascii="BRH Malayalam Extra" w:eastAsia="Times New Roman" w:hAnsi="BRH Malayalam Extra" w:cs="BRH Malayalam Extra"/>
+                <w:color w:val="000000"/>
+                <w:sz w:val="40"/>
+                <w:szCs w:val="40"/>
+                <w:lang w:val="it-IT" w:eastAsia="en-IN" w:bidi="ml-IN"/>
+              </w:rPr>
+              <w:t xml:space="preserve"> | </w:t>
+            </w:r>
+          </w:p>
+          <w:p>
+            <w:pPr>
+              <w:widowControl w:val="0"/>
+              <w:autoSpaceDE w:val="0"/>
+              <w:autoSpaceDN w:val="0"/>
+              <w:adjustRightInd w:val="0"/>
+              <w:spacing w:before="0" w:line="240" w:lineRule="auto"/>
+              <w:rPr>
+                <w:rFonts w:ascii="BRH Malayalam Extra" w:eastAsia="Times New Roman" w:hAnsi="BRH Malayalam Extra" w:cs="BRH Malayalam Extra"/>
+                <w:color w:val="000000"/>
+                <w:sz w:val="40"/>
+                <w:szCs w:val="40"/>
+                <w:lang w:val="en-IN" w:eastAsia="en-IN" w:bidi="ml-IN"/>
+              </w:rPr>
+            </w:pPr>
+            <w:r>
+              <w:rPr>
+                <w:rFonts w:ascii="BRH Malayalam Extra" w:eastAsia="Times New Roman" w:hAnsi="BRH Malayalam Extra" w:cs="BRH Malayalam Extra"/>
+                <w:color w:val="000000"/>
+                <w:sz w:val="40"/>
+                <w:szCs w:val="40"/>
+                <w:lang w:val="it-IT" w:eastAsia="en-IN" w:bidi="ml-IN"/>
+              </w:rPr>
+              <w:t>A</w:t>
+            </w:r>
+            <w:r>
+              <w:rPr>
+                <w:rFonts w:ascii="BRH Malayalam Extra" w:eastAsia="Times New Roman" w:hAnsi="BRH Malayalam Extra" w:cs="BRH Malayalam Extra"/>
+                <w:color w:val="000000"/>
+                <w:sz w:val="32"/>
+                <w:szCs w:val="40"/>
+                <w:lang w:val="it-IT" w:eastAsia="en-IN" w:bidi="ml-IN"/>
+              </w:rPr>
+              <w:t>–</w:t>
+            </w:r>
+            <w:r>
+              <w:rPr>
+                <w:rFonts w:ascii="BRH Malayalam Extra" w:eastAsia="Times New Roman" w:hAnsi="BRH Malayalam Extra" w:cs="BRH Malayalam Extra"/>
+                <w:color w:val="000000"/>
+                <w:sz w:val="40"/>
+                <w:szCs w:val="40"/>
+                <w:lang w:val="it-IT" w:eastAsia="en-IN" w:bidi="ml-IN"/>
+              </w:rPr>
+              <w:t>Z</w:t>
+            </w:r>
+            <w:r>
+              <w:rPr>
+                <w:rFonts w:ascii="BRH Malayalam Extra" w:eastAsia="Times New Roman" w:hAnsi="BRH Malayalam Extra" w:cs="BRH Malayalam Extra"/>
+                <w:color w:val="000000"/>
+                <w:sz w:val="32"/>
+                <w:szCs w:val="40"/>
+                <w:lang w:val="it-IT" w:eastAsia="en-IN" w:bidi="ml-IN"/>
+              </w:rPr>
+              <w:t>–</w:t>
+            </w:r>
+            <w:r>
+              <w:rPr>
+                <w:rFonts w:ascii="BRH Malayalam Extra" w:eastAsia="Times New Roman" w:hAnsi="BRH Malayalam Extra" w:cs="BRH Malayalam Extra"/>
+                <w:color w:val="000000"/>
+                <w:sz w:val="40"/>
+                <w:szCs w:val="40"/>
+                <w:lang w:val="it-IT" w:eastAsia="en-IN" w:bidi="ml-IN"/>
+              </w:rPr>
+              <w:t>eõ</w:t>
+            </w:r>
+            <w:r>
+              <w:rPr>
+                <w:rFonts w:ascii="BRH Malayalam Extra" w:eastAsia="Times New Roman" w:hAnsi="BRH Malayalam Extra" w:cs="BRH Malayalam Extra"/>
+                <w:color w:val="000000"/>
+                <w:sz w:val="32"/>
+                <w:szCs w:val="40"/>
+                <w:highlight w:val="green"/>
+                <w:lang w:val="it-IT" w:eastAsia="en-IN" w:bidi="ml-IN"/>
+              </w:rPr>
+              <w:t>–</w:t>
+            </w:r>
+            <w:r>
+              <w:rPr>
+                <w:rFonts w:ascii="BRH Malayalam Extra" w:hAnsi="BRH Malayalam Extra" w:cs="BRH Malayalam Extra"/>
+                <w:sz w:val="40"/>
+                <w:szCs w:val="40"/>
+                <w:highlight w:val="green"/>
+                <w:lang w:val="it-IT"/>
+              </w:rPr>
+              <w:t>Ç</w:t>
+            </w:r>
+            <w:r>
+              <w:rPr>
+                <w:rFonts w:ascii="BRH Malayalam Extra" w:eastAsia="Times New Roman" w:hAnsi="BRH Malayalam Extra" w:cs="BRH Malayalam Extra"/>
+                <w:color w:val="000000"/>
+                <w:sz w:val="32"/>
+                <w:szCs w:val="40"/>
+                <w:highlight w:val="green"/>
+                <w:lang w:val="it-IT" w:eastAsia="en-IN" w:bidi="ml-IN"/>
+              </w:rPr>
+              <w:t>–</w:t>
+            </w:r>
+            <w:r>
+              <w:rPr>
+                <w:rFonts w:ascii="BRH Malayalam Extra" w:eastAsia="Times New Roman" w:hAnsi="BRH Malayalam Extra" w:cs="BRH Malayalam Extra"/>
+                <w:color w:val="000000"/>
+                <w:sz w:val="40"/>
+                <w:szCs w:val="40"/>
+                <w:lang w:val="it-IT" w:eastAsia="en-IN" w:bidi="ml-IN"/>
+              </w:rPr>
+              <w:t xml:space="preserve"> Zxdy— |</w:t>
             </w:r>
           </w:p>
         </w:tc>
@@ -2142,7 +2591,6 @@
           <w:szCs w:val="32"/>
           <w:u w:val="single"/>
         </w:rPr>
-        <w:lastRenderedPageBreak/>
         <w:t xml:space="preserve">TS </w:t>
       </w:r>
       <w:r>
@@ -3410,7 +3858,18 @@
                 <w:szCs w:val="40"/>
                 <w:lang w:val="en-IN" w:eastAsia="en-IN" w:bidi="ml-IN"/>
               </w:rPr>
-              <w:t xml:space="preserve"> CZy</w:t>
+              <w:t xml:space="preserve"> </w:t>
+            </w:r>
+            <w:r>
+              <w:rPr>
+                <w:rFonts w:ascii="BRH Malayalam Extra" w:eastAsia="Times New Roman" w:hAnsi="BRH Malayalam Extra" w:cs="BRH Malayalam Extra"/>
+                <w:color w:val="000000"/>
+                <w:sz w:val="40"/>
+                <w:szCs w:val="40"/>
+                <w:lang w:val="en-IN" w:eastAsia="en-IN" w:bidi="ml-IN"/>
+              </w:rPr>
+              <w:lastRenderedPageBreak/>
+              <w:t>CZy</w:t>
             </w:r>
             <w:r>
               <w:rPr>
@@ -3500,6 +3959,7 @@
                 <w:szCs w:val="40"/>
                 <w:lang w:val="en-IN" w:eastAsia="en-IN" w:bidi="ml-IN"/>
               </w:rPr>
+              <w:lastRenderedPageBreak/>
               <w:t>pyc£—¤¤Zõ</w:t>
             </w:r>
             <w:r>
@@ -3561,7 +4021,18 @@
                 <w:szCs w:val="40"/>
                 <w:lang w:val="en-IN" w:eastAsia="en-IN" w:bidi="ml-IN"/>
               </w:rPr>
-              <w:t xml:space="preserve"> CZy</w:t>
+              <w:t xml:space="preserve"> </w:t>
+            </w:r>
+            <w:r>
+              <w:rPr>
+                <w:rFonts w:ascii="BRH Malayalam Extra" w:eastAsia="Times New Roman" w:hAnsi="BRH Malayalam Extra" w:cs="BRH Malayalam Extra"/>
+                <w:color w:val="000000"/>
+                <w:sz w:val="40"/>
+                <w:szCs w:val="40"/>
+                <w:lang w:val="en-IN" w:eastAsia="en-IN" w:bidi="ml-IN"/>
+              </w:rPr>
+              <w:lastRenderedPageBreak/>
+              <w:t>CZy</w:t>
             </w:r>
             <w:r>
               <w:rPr>
@@ -3661,6 +4132,7 @@
                 <w:sz w:val="28"/>
                 <w:szCs w:val="32"/>
               </w:rPr>
+              <w:lastRenderedPageBreak/>
               <w:t>T.S.</w:t>
             </w:r>
             <w:r>
@@ -4043,7 +4515,6 @@
                 <w:sz w:val="28"/>
                 <w:szCs w:val="32"/>
               </w:rPr>
-              <w:lastRenderedPageBreak/>
               <w:t>T.S.</w:t>
             </w:r>
             <w:r>
@@ -5858,6 +6329,7 @@
                 <w:szCs w:val="40"/>
                 <w:lang w:val="en-IN" w:eastAsia="en-IN" w:bidi="ml-IN"/>
               </w:rPr>
+              <w:lastRenderedPageBreak/>
               <w:t>CZõ¡Z§-s£</w:t>
             </w:r>
             <w:r>
@@ -5923,6 +6395,7 @@
                 <w:szCs w:val="40"/>
                 <w:lang w:val="en-IN" w:eastAsia="en-IN" w:bidi="ml-IN"/>
               </w:rPr>
+              <w:lastRenderedPageBreak/>
               <w:t>Da§</w:t>
             </w:r>
             <w:r>
@@ -6046,6 +6519,7 @@
                 <w:szCs w:val="40"/>
                 <w:lang w:val="en-IN" w:eastAsia="en-IN" w:bidi="ml-IN"/>
               </w:rPr>
+              <w:lastRenderedPageBreak/>
               <w:t>CZõ¡Z§-s£</w:t>
             </w:r>
             <w:r>
@@ -6120,6 +6594,7 @@
                 <w:sz w:val="28"/>
                 <w:szCs w:val="32"/>
               </w:rPr>
+              <w:lastRenderedPageBreak/>
               <w:t>T.S.5.3.9.1 – Kramam</w:t>
             </w:r>
           </w:p>
@@ -6463,7 +6938,6 @@
                 <w:sz w:val="28"/>
                 <w:szCs w:val="32"/>
               </w:rPr>
-              <w:lastRenderedPageBreak/>
               <w:t>T.S.5.3.10.3 – Kramam</w:t>
             </w:r>
           </w:p>
@@ -7617,6 +8091,7 @@
           <w:b/>
           <w:sz w:val="32"/>
         </w:rPr>
+        <w:lastRenderedPageBreak/>
         <w:t>===================</w:t>
       </w:r>
     </w:p>

--- a/TS-Kramam/TS-5.3/TS 5.3 Malayalam Krama Paatam Corrections.docx
+++ b/TS-Kramam/TS-5.3/TS 5.3 Malayalam Krama Paatam Corrections.docx
@@ -89,10 +89,9 @@
           <w:bCs/>
           <w:sz w:val="32"/>
           <w:szCs w:val="32"/>
-          <w:highlight w:val="red"/>
           <w:u w:val="single"/>
         </w:rPr>
-        <w:t>???</w:t>
+        <w:t>31st July 2026</w:t>
       </w:r>
     </w:p>
     <w:p>
@@ -2177,15 +2176,15 @@
                 <w:rFonts w:cs="Arial"/>
                 <w:b/>
                 <w:szCs w:val="32"/>
-                <w:lang w:val="it-IT"/>
-              </w:rPr>
-            </w:pPr>
-            <w:r>
-              <w:rPr>
-                <w:rFonts w:cs="Arial"/>
-                <w:b/>
-                <w:szCs w:val="32"/>
-                <w:lang w:val="it-IT"/>
+                <w:lang w:val="en-IN"/>
+              </w:rPr>
+            </w:pPr>
+            <w:r>
+              <w:rPr>
+                <w:rFonts w:cs="Arial"/>
+                <w:b/>
+                <w:szCs w:val="32"/>
+                <w:lang w:val="en-IN"/>
               </w:rPr>
               <w:t xml:space="preserve">Krama Vaakyam No.– </w:t>
             </w:r>
@@ -2194,7 +2193,7 @@
                 <w:rFonts w:cs="Arial"/>
                 <w:b/>
                 <w:szCs w:val="32"/>
-                <w:lang w:val="it-IT"/>
+                <w:lang w:val="en-IN"/>
               </w:rPr>
               <w:t>3,4</w:t>
             </w:r>
@@ -2460,7 +2459,7 @@
                 <w:color w:val="000000"/>
                 <w:sz w:val="40"/>
                 <w:szCs w:val="40"/>
-                <w:lang w:val="en-IN" w:eastAsia="en-IN" w:bidi="ml-IN"/>
+                <w:lang w:val="it-IT" w:eastAsia="en-IN" w:bidi="ml-IN"/>
               </w:rPr>
             </w:pPr>
             <w:r>
@@ -2568,9 +2567,20 @@
           <w:sz w:val="32"/>
           <w:szCs w:val="32"/>
           <w:u w:val="single"/>
-          <w:lang w:val="en-IN"/>
+          <w:lang w:val="it-IT"/>
         </w:rPr>
       </w:pPr>
+      <w:r>
+        <w:rPr>
+          <w:b/>
+          <w:bCs/>
+          <w:sz w:val="32"/>
+          <w:szCs w:val="32"/>
+          <w:u w:val="single"/>
+          <w:lang w:val="it-IT"/>
+        </w:rPr>
+        <w:t>============</w:t>
+      </w:r>
     </w:p>
     <w:p>
       <w:pPr>
@@ -7721,30 +7731,6 @@
         <w:rPr>
           <w:b/>
           <w:bCs/>
-          <w:sz w:val="32"/>
-          <w:szCs w:val="32"/>
-          <w:u w:val="single"/>
-        </w:rPr>
-      </w:pPr>
-    </w:p>
-    <w:p>
-      <w:pPr>
-        <w:jc w:val="center"/>
-        <w:rPr>
-          <w:b/>
-          <w:bCs/>
-          <w:sz w:val="32"/>
-          <w:szCs w:val="32"/>
-          <w:u w:val="single"/>
-        </w:rPr>
-      </w:pPr>
-    </w:p>
-    <w:p>
-      <w:pPr>
-        <w:jc w:val="center"/>
-        <w:rPr>
-          <w:b/>
-          <w:bCs/>
         </w:rPr>
       </w:pPr>
       <w:r>
@@ -8091,7 +8077,6 @@
           <w:b/>
           <w:sz w:val="32"/>
         </w:rPr>
-        <w:lastRenderedPageBreak/>
         <w:t>===================</w:t>
       </w:r>
     </w:p>
